--- a/Knowledge/3-Work knowledge/1-Software Engineering/2-General Technologies/9-Databases/5-My Source/2-SQL/2-SQL Commands - DDL/5-SQL Constraints.docx
+++ b/Knowledge/3-Work knowledge/1-Software Engineering/2-General Technologies/9-Databases/5-My Source/2-SQL/2-SQL Commands - DDL/5-SQL Constraints.docx
@@ -215,7 +215,7 @@
         <w:rPr>
           <w:rFonts w:ascii="Roboto Mono" w:hAnsi="Roboto Mono"/>
         </w:rPr>
-        <w:pict w14:anchorId="66350511">
+        <w:pict w14:anchorId="5FFF2B6C">
           <v:rect id="_x0000_i1025" style="width:0;height:1.5pt" o:hralign="center" o:hrstd="t" o:hr="t" fillcolor="#a0a0a0" stroked="f"/>
         </w:pict>
       </w:r>
@@ -401,7 +401,7 @@
         <w:rPr>
           <w:rFonts w:ascii="Roboto Mono" w:hAnsi="Roboto Mono"/>
         </w:rPr>
-        <w:pict w14:anchorId="1B1038AA">
+        <w:pict w14:anchorId="5B31C212">
           <v:rect id="_x0000_i1026" style="width:0;height:1.5pt" o:hralign="center" o:hrstd="t" o:hr="t" fillcolor="#a0a0a0" stroked="f"/>
         </w:pict>
       </w:r>
@@ -414,7 +414,6 @@
         <w:rPr>
           <w:rFonts w:ascii="Segoe UI Emoji" w:hAnsi="Segoe UI Emoji" w:cs="Segoe UI Emoji"/>
         </w:rPr>
-        <w:lastRenderedPageBreak/>
         <w:t>🧠</w:t>
       </w:r>
       <w:r>
@@ -504,7 +503,7 @@
           <w:noProof/>
         </w:rPr>
         <w:drawing>
-          <wp:inline distT="0" distB="0" distL="0" distR="0" wp14:anchorId="1D734AC0" wp14:editId="38A0A36B">
+          <wp:inline distT="0" distB="0" distL="0" distR="0" wp14:anchorId="0694DBD6" wp14:editId="17C261B5">
             <wp:extent cx="5943600" cy="1083310"/>
             <wp:effectExtent l="0" t="0" r="0" b="2540"/>
             <wp:docPr id="370460442" name="Picture 3"/>
@@ -628,7 +627,7 @@
         <w:rPr>
           <w:rFonts w:ascii="Roboto Mono" w:hAnsi="Roboto Mono"/>
         </w:rPr>
-        <w:pict w14:anchorId="585AA347">
+        <w:pict w14:anchorId="1EEF25B3">
           <v:rect id="_x0000_i1027" style="width:0;height:1.5pt" o:hralign="center" o:hrstd="t" o:hr="t" fillcolor="#a0a0a0" stroked="f"/>
         </w:pict>
       </w:r>
@@ -719,7 +718,7 @@
           <w:noProof/>
         </w:rPr>
         <w:drawing>
-          <wp:inline distT="0" distB="0" distL="0" distR="0" wp14:anchorId="6EA7C230" wp14:editId="773DE40C">
+          <wp:inline distT="0" distB="0" distL="0" distR="0" wp14:anchorId="172B22BD" wp14:editId="6CE07929">
             <wp:extent cx="5943600" cy="2265680"/>
             <wp:effectExtent l="0" t="0" r="0" b="1270"/>
             <wp:docPr id="1538904839" name="Picture 4"/>
@@ -809,7 +808,6 @@
                 <w:b/>
                 <w:bCs/>
               </w:rPr>
-              <w:lastRenderedPageBreak/>
               <w:t>Constraint</w:t>
             </w:r>
           </w:p>
@@ -1120,7 +1118,7 @@
         <w:rPr>
           <w:rFonts w:ascii="Roboto Mono" w:hAnsi="Roboto Mono"/>
         </w:rPr>
-        <w:pict w14:anchorId="2836CC9C">
+        <w:pict w14:anchorId="578612DA">
           <v:rect id="_x0000_i1028" style="width:0;height:1.5pt" o:hralign="center" o:hrstd="t" o:hr="t" fillcolor="#a0a0a0" stroked="f"/>
         </w:pict>
       </w:r>
@@ -1261,7 +1259,7 @@
           <w:noProof/>
         </w:rPr>
         <w:drawing>
-          <wp:inline distT="0" distB="0" distL="0" distR="0" wp14:anchorId="0CB04903" wp14:editId="196D737D">
+          <wp:inline distT="0" distB="0" distL="0" distR="0" wp14:anchorId="7A950530" wp14:editId="41F506D6">
             <wp:extent cx="5943600" cy="1080770"/>
             <wp:effectExtent l="0" t="0" r="0" b="5080"/>
             <wp:docPr id="197690535" name="Picture 5"/>
@@ -1372,7 +1370,7 @@
         <w:rPr>
           <w:rFonts w:ascii="Roboto Mono" w:hAnsi="Roboto Mono"/>
         </w:rPr>
-        <w:pict w14:anchorId="59545323">
+        <w:pict w14:anchorId="4D8E1255">
           <v:rect id="_x0000_i1029" style="width:0;height:1.5pt" o:hralign="center" o:hrstd="t" o:hr="t" fillcolor="#a0a0a0" stroked="f"/>
         </w:pict>
       </w:r>
@@ -1406,9 +1404,8 @@
         <w:rPr>
           <w:noProof/>
         </w:rPr>
-        <w:lastRenderedPageBreak/>
         <w:drawing>
-          <wp:inline distT="0" distB="0" distL="0" distR="0" wp14:anchorId="265629BD" wp14:editId="2017E3B1">
+          <wp:inline distT="0" distB="0" distL="0" distR="0" wp14:anchorId="70141814" wp14:editId="4DECBD63">
             <wp:extent cx="5943600" cy="895985"/>
             <wp:effectExtent l="0" t="0" r="0" b="0"/>
             <wp:docPr id="1458413774" name="Picture 6"/>
@@ -1628,7 +1625,7 @@
         <w:rPr>
           <w:rFonts w:ascii="Roboto Mono" w:hAnsi="Roboto Mono"/>
         </w:rPr>
-        <w:pict w14:anchorId="13065716">
+        <w:pict w14:anchorId="5E621840">
           <v:rect id="_x0000_i1030" style="width:0;height:1.5pt" o:hralign="center" o:hrstd="t" o:hr="t" fillcolor="#a0a0a0" stroked="f"/>
         </w:pict>
       </w:r>
@@ -1663,7 +1660,7 @@
           <w:noProof/>
         </w:rPr>
         <w:drawing>
-          <wp:inline distT="0" distB="0" distL="0" distR="0" wp14:anchorId="50B9E4E6" wp14:editId="05A69F04">
+          <wp:inline distT="0" distB="0" distL="0" distR="0" wp14:anchorId="0E2A5E34" wp14:editId="0A6C9F33">
             <wp:extent cx="5943600" cy="897255"/>
             <wp:effectExtent l="0" t="0" r="0" b="0"/>
             <wp:docPr id="294107758" name="Picture 7"/>
@@ -1896,7 +1893,7 @@
         <w:rPr>
           <w:rFonts w:ascii="Roboto Mono" w:hAnsi="Roboto Mono"/>
         </w:rPr>
-        <w:pict w14:anchorId="754793A6">
+        <w:pict w14:anchorId="74493320">
           <v:rect id="_x0000_i1031" style="width:0;height:1.5pt" o:hralign="center" o:hrstd="t" o:hr="t" fillcolor="#a0a0a0" stroked="f"/>
         </w:pict>
       </w:r>
@@ -1992,7 +1989,7 @@
         <w:rPr>
           <w:rFonts w:ascii="Roboto Mono" w:hAnsi="Roboto Mono"/>
         </w:rPr>
-        <w:pict w14:anchorId="55F82B09">
+        <w:pict w14:anchorId="373B57B3">
           <v:rect id="_x0000_i1032" style="width:0;height:1.5pt" o:hralign="center" o:hrstd="t" o:hr="t" fillcolor="#a0a0a0" stroked="f"/>
         </w:pict>
       </w:r>
@@ -2002,7 +1999,6 @@
         <w:pStyle w:val="Heading3"/>
       </w:pPr>
       <w:r>
-        <w:lastRenderedPageBreak/>
         <w:t>2️</w:t>
       </w:r>
       <w:r>
@@ -2134,7 +2130,7 @@
           <w:noProof/>
         </w:rPr>
         <w:drawing>
-          <wp:inline distT="0" distB="0" distL="0" distR="0" wp14:anchorId="07AD7408" wp14:editId="61D2345E">
+          <wp:inline distT="0" distB="0" distL="0" distR="0" wp14:anchorId="042424BF" wp14:editId="79A27638">
             <wp:extent cx="5943600" cy="1062355"/>
             <wp:effectExtent l="0" t="0" r="0" b="4445"/>
             <wp:docPr id="101091554" name="Picture 8"/>
@@ -2245,7 +2241,7 @@
         <w:rPr>
           <w:rFonts w:ascii="Roboto Mono" w:hAnsi="Roboto Mono"/>
         </w:rPr>
-        <w:pict w14:anchorId="2C97C91E">
+        <w:pict w14:anchorId="7AA03847">
           <v:rect id="_x0000_i1033" style="width:0;height:1.5pt" o:hralign="center" o:hrstd="t" o:hr="t" fillcolor="#a0a0a0" stroked="f"/>
         </w:pict>
       </w:r>
@@ -2280,7 +2276,7 @@
           <w:noProof/>
         </w:rPr>
         <w:drawing>
-          <wp:inline distT="0" distB="0" distL="0" distR="0" wp14:anchorId="276AA155" wp14:editId="36342E1B">
+          <wp:inline distT="0" distB="0" distL="0" distR="0" wp14:anchorId="689E4371" wp14:editId="1A8E450F">
             <wp:extent cx="5943600" cy="805180"/>
             <wp:effectExtent l="0" t="0" r="0" b="0"/>
             <wp:docPr id="1867829755" name="Picture 9"/>
@@ -2365,7 +2361,7 @@
         <w:rPr>
           <w:rFonts w:ascii="Roboto Mono" w:hAnsi="Roboto Mono"/>
         </w:rPr>
-        <w:pict w14:anchorId="560B5D5D">
+        <w:pict w14:anchorId="6F9BFC38">
           <v:rect id="_x0000_i1034" style="width:0;height:1.5pt" o:hralign="center" o:hrstd="t" o:hr="t" fillcolor="#a0a0a0" stroked="f"/>
         </w:pict>
       </w:r>
@@ -2400,7 +2396,7 @@
           <w:noProof/>
         </w:rPr>
         <w:drawing>
-          <wp:inline distT="0" distB="0" distL="0" distR="0" wp14:anchorId="5C70CAA5" wp14:editId="699D93BD">
+          <wp:inline distT="0" distB="0" distL="0" distR="0" wp14:anchorId="5EFBFF5A" wp14:editId="048014AA">
             <wp:extent cx="5943600" cy="773430"/>
             <wp:effectExtent l="0" t="0" r="0" b="7620"/>
             <wp:docPr id="394235746" name="Picture 10"/>
@@ -2459,7 +2455,6 @@
         <w:rPr>
           <w:rFonts w:ascii="Roboto Mono" w:hAnsi="Roboto Mono"/>
         </w:rPr>
-        <w:lastRenderedPageBreak/>
         <w:t>INSERT INTO Customers</w:t>
       </w:r>
     </w:p>
@@ -2499,7 +2494,7 @@
         <w:rPr>
           <w:rFonts w:ascii="Roboto Mono" w:hAnsi="Roboto Mono"/>
         </w:rPr>
-        <w:pict w14:anchorId="0D098DFB">
+        <w:pict w14:anchorId="4E27D712">
           <v:rect id="_x0000_i1035" style="width:0;height:1.5pt" o:hralign="center" o:hrstd="t" o:hr="t" fillcolor="#a0a0a0" stroked="f"/>
         </w:pict>
       </w:r>
@@ -2640,7 +2635,7 @@
           <w:noProof/>
         </w:rPr>
         <w:drawing>
-          <wp:inline distT="0" distB="0" distL="0" distR="0" wp14:anchorId="3A06ADE6" wp14:editId="2FA2E636">
+          <wp:inline distT="0" distB="0" distL="0" distR="0" wp14:anchorId="40A55FA0" wp14:editId="23525ADD">
             <wp:extent cx="5943600" cy="1086485"/>
             <wp:effectExtent l="0" t="0" r="0" b="0"/>
             <wp:docPr id="2070608658" name="Picture 11"/>
@@ -2751,7 +2746,7 @@
         <w:rPr>
           <w:rFonts w:ascii="Roboto Mono" w:hAnsi="Roboto Mono"/>
         </w:rPr>
-        <w:pict w14:anchorId="42989DD1">
+        <w:pict w14:anchorId="6972A893">
           <v:rect id="_x0000_i1036" style="width:0;height:1.5pt" o:hralign="center" o:hrstd="t" o:hr="t" fillcolor="#a0a0a0" stroked="f"/>
         </w:pict>
       </w:r>
@@ -2786,7 +2781,7 @@
           <w:noProof/>
         </w:rPr>
         <w:drawing>
-          <wp:inline distT="0" distB="0" distL="0" distR="0" wp14:anchorId="0E5F14C9" wp14:editId="27F63A6C">
+          <wp:inline distT="0" distB="0" distL="0" distR="0" wp14:anchorId="29748CAE" wp14:editId="7745B21E">
             <wp:extent cx="5943600" cy="904240"/>
             <wp:effectExtent l="0" t="0" r="0" b="0"/>
             <wp:docPr id="783278241" name="Picture 12"/>
@@ -2947,7 +2942,7 @@
         <w:rPr>
           <w:rFonts w:ascii="Roboto Mono" w:hAnsi="Roboto Mono"/>
         </w:rPr>
-        <w:pict w14:anchorId="73EB2746">
+        <w:pict w14:anchorId="6EBA03D7">
           <v:rect id="_x0000_i1037" style="width:0;height:1.5pt" o:hralign="center" o:hrstd="t" o:hr="t" fillcolor="#a0a0a0" stroked="f"/>
         </w:pict>
       </w:r>
@@ -2982,7 +2977,7 @@
           <w:noProof/>
         </w:rPr>
         <w:drawing>
-          <wp:inline distT="0" distB="0" distL="0" distR="0" wp14:anchorId="184B1344" wp14:editId="1F4EA37F">
+          <wp:inline distT="0" distB="0" distL="0" distR="0" wp14:anchorId="47CF30F8" wp14:editId="72966E89">
             <wp:extent cx="5943600" cy="912495"/>
             <wp:effectExtent l="0" t="0" r="0" b="1905"/>
             <wp:docPr id="1404313567" name="Picture 13"/>
@@ -3156,7 +3151,7 @@
         <w:rPr>
           <w:rFonts w:ascii="Roboto Mono" w:hAnsi="Roboto Mono"/>
         </w:rPr>
-        <w:pict w14:anchorId="1F4EAC28">
+        <w:pict w14:anchorId="71323348">
           <v:rect id="_x0000_i1038" style="width:0;height:1.5pt" o:hralign="center" o:hrstd="t" o:hr="t" fillcolor="#a0a0a0" stroked="f"/>
         </w:pict>
       </w:r>
@@ -3297,7 +3292,7 @@
           <w:noProof/>
         </w:rPr>
         <w:drawing>
-          <wp:inline distT="0" distB="0" distL="0" distR="0" wp14:anchorId="239D745E" wp14:editId="5AD13D40">
+          <wp:inline distT="0" distB="0" distL="0" distR="0" wp14:anchorId="101B72D0" wp14:editId="08103E8D">
             <wp:extent cx="5943600" cy="1074420"/>
             <wp:effectExtent l="0" t="0" r="0" b="0"/>
             <wp:docPr id="1422154173" name="Picture 14"/>
@@ -3395,7 +3390,6 @@
         <w:rPr>
           <w:rFonts w:ascii="Roboto Mono" w:hAnsi="Roboto Mono"/>
         </w:rPr>
-        <w:lastRenderedPageBreak/>
         <w:t>);</w:t>
       </w:r>
     </w:p>
@@ -3409,7 +3403,7 @@
         <w:rPr>
           <w:rFonts w:ascii="Roboto Mono" w:hAnsi="Roboto Mono"/>
         </w:rPr>
-        <w:pict w14:anchorId="282F3A99">
+        <w:pict w14:anchorId="2DE64BD1">
           <v:rect id="_x0000_i1039" style="width:0;height:1.5pt" o:hralign="center" o:hrstd="t" o:hr="t" fillcolor="#a0a0a0" stroked="f"/>
         </w:pict>
       </w:r>
@@ -3444,7 +3438,7 @@
           <w:noProof/>
         </w:rPr>
         <w:drawing>
-          <wp:inline distT="0" distB="0" distL="0" distR="0" wp14:anchorId="0E5A4B7F" wp14:editId="13D44976">
+          <wp:inline distT="0" distB="0" distL="0" distR="0" wp14:anchorId="723C6868" wp14:editId="127E5F09">
             <wp:extent cx="5943600" cy="1557020"/>
             <wp:effectExtent l="0" t="0" r="0" b="5080"/>
             <wp:docPr id="1497176430" name="Picture 15"/>
@@ -3588,7 +3582,7 @@
         <w:rPr>
           <w:rFonts w:ascii="Roboto Mono" w:hAnsi="Roboto Mono"/>
         </w:rPr>
-        <w:pict w14:anchorId="36E7BEAC">
+        <w:pict w14:anchorId="76F751BC">
           <v:rect id="_x0000_i1040" style="width:0;height:1.5pt" o:hralign="center" o:hrstd="t" o:hr="t" fillcolor="#a0a0a0" stroked="f"/>
         </w:pict>
       </w:r>
@@ -3623,7 +3617,7 @@
           <w:noProof/>
         </w:rPr>
         <w:drawing>
-          <wp:inline distT="0" distB="0" distL="0" distR="0" wp14:anchorId="246C5A9E" wp14:editId="5A2CCEE6">
+          <wp:inline distT="0" distB="0" distL="0" distR="0" wp14:anchorId="15109C7C" wp14:editId="39500E13">
             <wp:extent cx="5943600" cy="982345"/>
             <wp:effectExtent l="0" t="0" r="0" b="8255"/>
             <wp:docPr id="435319963" name="Picture 16"/>
@@ -3758,7 +3752,6 @@
         <w:rPr>
           <w:rFonts w:ascii="Roboto Mono" w:hAnsi="Roboto Mono"/>
         </w:rPr>
-        <w:lastRenderedPageBreak/>
         <w:t>Orders</w:t>
       </w:r>
     </w:p>
@@ -3772,7 +3765,7 @@
         <w:rPr>
           <w:rFonts w:ascii="Roboto Mono" w:hAnsi="Roboto Mono"/>
         </w:rPr>
-        <w:pict w14:anchorId="738AA413">
+        <w:pict w14:anchorId="09079E13">
           <v:rect id="_x0000_i1041" style="width:0;height:1.5pt" o:hralign="center" o:hrstd="t" o:hr="t" fillcolor="#a0a0a0" stroked="f"/>
         </w:pict>
       </w:r>
@@ -3817,7 +3810,7 @@
         <w:rPr>
           <w:rFonts w:ascii="Roboto Mono" w:hAnsi="Roboto Mono"/>
         </w:rPr>
-        <w:pict w14:anchorId="28C553B5">
+        <w:pict w14:anchorId="0447ED49">
           <v:rect id="_x0000_i1042" style="width:0;height:1.5pt" o:hralign="center" o:hrstd="t" o:hr="t" fillcolor="#a0a0a0" stroked="f"/>
         </w:pict>
       </w:r>
@@ -3958,7 +3951,7 @@
           <w:noProof/>
         </w:rPr>
         <w:drawing>
-          <wp:inline distT="0" distB="0" distL="0" distR="0" wp14:anchorId="0CB33FF0" wp14:editId="06E338AF">
+          <wp:inline distT="0" distB="0" distL="0" distR="0" wp14:anchorId="4F38BE40" wp14:editId="4EE784CD">
             <wp:extent cx="5943600" cy="899795"/>
             <wp:effectExtent l="0" t="0" r="0" b="0"/>
             <wp:docPr id="343980337" name="Picture 17"/>
@@ -4056,7 +4049,7 @@
         <w:rPr>
           <w:rFonts w:ascii="Roboto Mono" w:hAnsi="Roboto Mono"/>
         </w:rPr>
-        <w:pict w14:anchorId="35290253">
+        <w:pict w14:anchorId="5666CDB4">
           <v:rect id="_x0000_i1043" style="width:0;height:1.5pt" o:hralign="center" o:hrstd="t" o:hr="t" fillcolor="#a0a0a0" stroked="f"/>
         </w:pict>
       </w:r>
@@ -4091,7 +4084,7 @@
           <w:noProof/>
         </w:rPr>
         <w:drawing>
-          <wp:inline distT="0" distB="0" distL="0" distR="0" wp14:anchorId="7DE39A41" wp14:editId="6A1F112D">
+          <wp:inline distT="0" distB="0" distL="0" distR="0" wp14:anchorId="22DE875D" wp14:editId="4DFBBAEC">
             <wp:extent cx="5943600" cy="1195070"/>
             <wp:effectExtent l="0" t="0" r="0" b="5080"/>
             <wp:docPr id="837813236" name="Picture 18"/>
@@ -4230,7 +4223,6 @@
               <w:rPr>
                 <w:rFonts w:ascii="Roboto Mono" w:hAnsi="Roboto Mono"/>
               </w:rPr>
-              <w:lastRenderedPageBreak/>
               <w:t>25</w:t>
             </w:r>
           </w:p>
@@ -4272,7 +4264,7 @@
         <w:rPr>
           <w:rFonts w:ascii="Roboto Mono" w:hAnsi="Roboto Mono"/>
         </w:rPr>
-        <w:pict w14:anchorId="014AED24">
+        <w:pict w14:anchorId="40EE5778">
           <v:rect id="_x0000_i1044" style="width:0;height:1.5pt" o:hralign="center" o:hrstd="t" o:hr="t" fillcolor="#a0a0a0" stroked="f"/>
         </w:pict>
       </w:r>
@@ -4307,7 +4299,7 @@
           <w:noProof/>
         </w:rPr>
         <w:drawing>
-          <wp:inline distT="0" distB="0" distL="0" distR="0" wp14:anchorId="55807A43" wp14:editId="16BD89F6">
+          <wp:inline distT="0" distB="0" distL="0" distR="0" wp14:anchorId="4D3EDC28" wp14:editId="7F90BDFF">
             <wp:extent cx="5943600" cy="861695"/>
             <wp:effectExtent l="0" t="0" r="0" b="0"/>
             <wp:docPr id="703277411" name="Picture 19"/>
@@ -4475,7 +4467,7 @@
         <w:rPr>
           <w:rFonts w:ascii="Roboto Mono" w:hAnsi="Roboto Mono"/>
         </w:rPr>
-        <w:pict w14:anchorId="32784064">
+        <w:pict w14:anchorId="129E71B6">
           <v:rect id="_x0000_i1045" style="width:0;height:1.5pt" o:hralign="center" o:hrstd="t" o:hr="t" fillcolor="#a0a0a0" stroked="f"/>
         </w:pict>
       </w:r>
@@ -4616,7 +4608,7 @@
           <w:noProof/>
         </w:rPr>
         <w:drawing>
-          <wp:inline distT="0" distB="0" distL="0" distR="0" wp14:anchorId="31978633" wp14:editId="06F5105A">
+          <wp:inline distT="0" distB="0" distL="0" distR="0" wp14:anchorId="6ED5ED2C" wp14:editId="1FF8B5D6">
             <wp:extent cx="5943600" cy="1091565"/>
             <wp:effectExtent l="0" t="0" r="0" b="0"/>
             <wp:docPr id="686145637" name="Picture 20"/>
@@ -4701,7 +4693,6 @@
         <w:rPr>
           <w:rFonts w:ascii="Roboto Mono" w:hAnsi="Roboto Mono"/>
         </w:rPr>
-        <w:lastRenderedPageBreak/>
         <w:t xml:space="preserve">    DEFAULT 'Active'</w:t>
       </w:r>
     </w:p>
@@ -4728,7 +4719,7 @@
         <w:rPr>
           <w:rFonts w:ascii="Roboto Mono" w:hAnsi="Roboto Mono"/>
         </w:rPr>
-        <w:pict w14:anchorId="4A4B0CA7">
+        <w:pict w14:anchorId="637D01CC">
           <v:rect id="_x0000_i1046" style="width:0;height:1.5pt" o:hralign="center" o:hrstd="t" o:hr="t" fillcolor="#a0a0a0" stroked="f"/>
         </w:pict>
       </w:r>
@@ -4763,7 +4754,7 @@
           <w:noProof/>
         </w:rPr>
         <w:drawing>
-          <wp:inline distT="0" distB="0" distL="0" distR="0" wp14:anchorId="557BBCE1" wp14:editId="56D464F8">
+          <wp:inline distT="0" distB="0" distL="0" distR="0" wp14:anchorId="2364882B" wp14:editId="62C8A0A7">
             <wp:extent cx="5943600" cy="638175"/>
             <wp:effectExtent l="0" t="0" r="0" b="9525"/>
             <wp:docPr id="376852178" name="Picture 21"/>
@@ -4835,7 +4826,7 @@
         <w:rPr>
           <w:rFonts w:ascii="Roboto Mono" w:hAnsi="Roboto Mono"/>
         </w:rPr>
-        <w:pict w14:anchorId="3C313D38">
+        <w:pict w14:anchorId="4DBACF2B">
           <v:rect id="_x0000_i1047" style="width:0;height:1.5pt" o:hralign="center" o:hrstd="t" o:hr="t" fillcolor="#a0a0a0" stroked="f"/>
         </w:pict>
       </w:r>
@@ -4870,7 +4861,7 @@
           <w:noProof/>
         </w:rPr>
         <w:drawing>
-          <wp:inline distT="0" distB="0" distL="0" distR="0" wp14:anchorId="74955BBF" wp14:editId="541134C0">
+          <wp:inline distT="0" distB="0" distL="0" distR="0" wp14:anchorId="45C80800" wp14:editId="25E7BFF8">
             <wp:extent cx="5943600" cy="567055"/>
             <wp:effectExtent l="0" t="0" r="0" b="4445"/>
             <wp:docPr id="898402211" name="Picture 22"/>
@@ -5013,7 +5004,7 @@
         <w:rPr>
           <w:rFonts w:ascii="Roboto Mono" w:hAnsi="Roboto Mono"/>
         </w:rPr>
-        <w:pict w14:anchorId="480667B5">
+        <w:pict w14:anchorId="12AA7938">
           <v:rect id="_x0000_i1048" style="width:0;height:1.5pt" o:hralign="center" o:hrstd="t" o:hr="t" fillcolor="#a0a0a0" stroked="f"/>
         </w:pict>
       </w:r>
@@ -5103,9 +5094,8 @@
         <w:rPr>
           <w:noProof/>
         </w:rPr>
-        <w:lastRenderedPageBreak/>
         <w:drawing>
-          <wp:inline distT="0" distB="0" distL="0" distR="0" wp14:anchorId="1B657116" wp14:editId="339E4C11">
+          <wp:inline distT="0" distB="0" distL="0" distR="0" wp14:anchorId="46BC4A03" wp14:editId="4070226B">
             <wp:extent cx="5943600" cy="2282825"/>
             <wp:effectExtent l="0" t="0" r="0" b="3175"/>
             <wp:docPr id="934935027" name="Picture 23"/>
@@ -5505,7 +5495,7 @@
         <w:rPr>
           <w:rFonts w:ascii="Roboto Mono" w:hAnsi="Roboto Mono"/>
         </w:rPr>
-        <w:pict w14:anchorId="38C566D7">
+        <w:pict w14:anchorId="30F90F98">
           <v:rect id="_x0000_i1049" style="width:0;height:1.5pt" o:hralign="center" o:hrstd="t" o:hr="t" fillcolor="#a0a0a0" stroked="f"/>
         </w:pict>
       </w:r>
@@ -5596,7 +5586,7 @@
           <w:noProof/>
         </w:rPr>
         <w:drawing>
-          <wp:inline distT="0" distB="0" distL="0" distR="0" wp14:anchorId="54DC14E7" wp14:editId="7174B053">
+          <wp:inline distT="0" distB="0" distL="0" distR="0" wp14:anchorId="28E527BB" wp14:editId="7A3207FF">
             <wp:extent cx="5943600" cy="1547495"/>
             <wp:effectExtent l="0" t="0" r="0" b="0"/>
             <wp:docPr id="425399366" name="Picture 24"/>
@@ -5668,7 +5658,6 @@
         <w:rPr>
           <w:rFonts w:ascii="Roboto Mono" w:hAnsi="Roboto Mono"/>
         </w:rPr>
-        <w:lastRenderedPageBreak/>
         <w:t xml:space="preserve">    EmployeeID INT PRIMARY KEY,</w:t>
       </w:r>
     </w:p>
@@ -5747,7 +5736,7 @@
         <w:rPr>
           <w:rFonts w:ascii="Roboto Mono" w:hAnsi="Roboto Mono"/>
         </w:rPr>
-        <w:pict w14:anchorId="08072904">
+        <w:pict w14:anchorId="5DD8012D">
           <v:rect id="_x0000_i1050" style="width:0;height:1.5pt" o:hralign="center" o:hrstd="t" o:hr="t" fillcolor="#a0a0a0" stroked="f"/>
         </w:pict>
       </w:r>
@@ -5782,7 +5771,7 @@
           <w:noProof/>
         </w:rPr>
         <w:drawing>
-          <wp:inline distT="0" distB="0" distL="0" distR="0" wp14:anchorId="56978B41" wp14:editId="3D97413A">
+          <wp:inline distT="0" distB="0" distL="0" distR="0" wp14:anchorId="6C69C462" wp14:editId="309FE275">
             <wp:extent cx="5943600" cy="1936750"/>
             <wp:effectExtent l="0" t="0" r="0" b="6350"/>
             <wp:docPr id="880098510" name="Picture 25"/>
@@ -6137,7 +6126,7 @@
         <w:rPr>
           <w:rFonts w:ascii="Roboto Mono" w:hAnsi="Roboto Mono"/>
         </w:rPr>
-        <w:pict w14:anchorId="15BD28F1">
+        <w:pict w14:anchorId="42B1F5B6">
           <v:rect id="_x0000_i1051" style="width:0;height:1.5pt" o:hralign="center" o:hrstd="t" o:hr="t" fillcolor="#a0a0a0" stroked="f"/>
         </w:pict>
       </w:r>
@@ -6227,9 +6216,8 @@
         <w:rPr>
           <w:noProof/>
         </w:rPr>
-        <w:lastRenderedPageBreak/>
         <w:drawing>
-          <wp:inline distT="0" distB="0" distL="0" distR="0" wp14:anchorId="67ED9948" wp14:editId="788E22C3">
+          <wp:inline distT="0" distB="0" distL="0" distR="0" wp14:anchorId="00BF69EA" wp14:editId="4A4EED74">
             <wp:extent cx="5943600" cy="1406525"/>
             <wp:effectExtent l="0" t="0" r="0" b="3175"/>
             <wp:docPr id="1985638362" name="Picture 26"/>
@@ -6366,7 +6354,7 @@
         <w:rPr>
           <w:rFonts w:ascii="Roboto Mono" w:hAnsi="Roboto Mono"/>
         </w:rPr>
-        <w:pict w14:anchorId="14D858A8">
+        <w:pict w14:anchorId="402C2334">
           <v:rect id="_x0000_i1052" style="width:0;height:1.5pt" o:hralign="center" o:hrstd="t" o:hr="t" fillcolor="#a0a0a0" stroked="f"/>
         </w:pict>
       </w:r>
@@ -6401,7 +6389,7 @@
           <w:noProof/>
         </w:rPr>
         <w:drawing>
-          <wp:inline distT="0" distB="0" distL="0" distR="0" wp14:anchorId="6C5F973B" wp14:editId="1A23C7A0">
+          <wp:inline distT="0" distB="0" distL="0" distR="0" wp14:anchorId="50F864DD" wp14:editId="644262E7">
             <wp:extent cx="5943600" cy="814070"/>
             <wp:effectExtent l="0" t="0" r="0" b="5080"/>
             <wp:docPr id="1115589750" name="Picture 27"/>
@@ -6512,7 +6500,7 @@
         <w:rPr>
           <w:rFonts w:ascii="Roboto Mono" w:hAnsi="Roboto Mono"/>
         </w:rPr>
-        <w:pict w14:anchorId="4ACDD3DC">
+        <w:pict w14:anchorId="784F64CB">
           <v:rect id="_x0000_i1053" style="width:0;height:1.5pt" o:hralign="center" o:hrstd="t" o:hr="t" fillcolor="#a0a0a0" stroked="f"/>
         </w:pict>
       </w:r>
@@ -6602,9 +6590,8 @@
         <w:rPr>
           <w:noProof/>
         </w:rPr>
-        <w:lastRenderedPageBreak/>
         <w:drawing>
-          <wp:inline distT="0" distB="0" distL="0" distR="0" wp14:anchorId="2F956246" wp14:editId="5FC0EFB3">
+          <wp:inline distT="0" distB="0" distL="0" distR="0" wp14:anchorId="61D911FB" wp14:editId="5F93B0C2">
             <wp:extent cx="5943600" cy="2356485"/>
             <wp:effectExtent l="0" t="0" r="0" b="5715"/>
             <wp:docPr id="1072596146" name="Picture 28"/>
@@ -7198,7 +7185,7 @@
         <w:rPr>
           <w:rFonts w:ascii="Roboto Mono" w:hAnsi="Roboto Mono"/>
         </w:rPr>
-        <w:pict w14:anchorId="55458CEA">
+        <w:pict w14:anchorId="18DAB6F6">
           <v:rect id="_x0000_i1054" style="width:0;height:1.5pt" o:hralign="center" o:hrstd="t" o:hr="t" fillcolor="#a0a0a0" stroked="f"/>
         </w:pict>
       </w:r>
@@ -7296,7 +7283,7 @@
           <w:noProof/>
         </w:rPr>
         <w:drawing>
-          <wp:inline distT="0" distB="0" distL="0" distR="0" wp14:anchorId="3FBFE366" wp14:editId="166E3656">
+          <wp:inline distT="0" distB="0" distL="0" distR="0" wp14:anchorId="3FF0F5DE" wp14:editId="1A151500">
             <wp:extent cx="5943600" cy="1456055"/>
             <wp:effectExtent l="0" t="0" r="0" b="0"/>
             <wp:docPr id="159859445" name="Picture 29"/>
@@ -7355,7 +7342,6 @@
         <w:rPr>
           <w:rFonts w:ascii="Roboto Mono" w:hAnsi="Roboto Mono"/>
         </w:rPr>
-        <w:lastRenderedPageBreak/>
         <w:t>SQL Constraints</w:t>
       </w:r>
     </w:p>
@@ -7496,7 +7482,7 @@
         <w:rPr>
           <w:rFonts w:ascii="Roboto Mono" w:hAnsi="Roboto Mono"/>
         </w:rPr>
-        <w:pict w14:anchorId="683BDFB9">
+        <w:pict w14:anchorId="19A9AE8C">
           <v:rect id="_x0000_i1055" style="width:0;height:1.5pt" o:hralign="center" o:hrstd="t" o:hr="t" fillcolor="#a0a0a0" stroked="f"/>
         </w:pict>
       </w:r>
@@ -7611,7 +7597,7 @@
           <w:noProof/>
         </w:rPr>
         <w:drawing>
-          <wp:inline distT="0" distB="0" distL="0" distR="0" wp14:anchorId="4549DE83" wp14:editId="397052F1">
+          <wp:inline distT="0" distB="0" distL="0" distR="0" wp14:anchorId="35D36230" wp14:editId="096AA654">
             <wp:extent cx="5943600" cy="942340"/>
             <wp:effectExtent l="0" t="0" r="0" b="0"/>
             <wp:docPr id="1093458698" name="Picture 30"/>
@@ -7761,7 +7747,7 @@
         <w:rPr>
           <w:rFonts w:ascii="Roboto Mono" w:hAnsi="Roboto Mono"/>
         </w:rPr>
-        <w:pict w14:anchorId="6ACA35F3">
+        <w:pict w14:anchorId="1D99E6A9">
           <v:rect id="_x0000_i1056" style="width:0;height:1.5pt" o:hralign="center" o:hrstd="t" o:hr="t" fillcolor="#a0a0a0" stroked="f"/>
         </w:pict>
       </w:r>
@@ -7774,7 +7760,6 @@
         <w:rPr>
           <w:rFonts w:ascii="Segoe UI Emoji" w:hAnsi="Segoe UI Emoji" w:cs="Segoe UI Emoji"/>
         </w:rPr>
-        <w:lastRenderedPageBreak/>
         <w:t>🧭</w:t>
       </w:r>
       <w:r>
@@ -7952,6 +7937,7 @@
         </w:rPr>
       </w:pPr>
     </w:p>
+    <w:p/>
     <w:sectPr>
       <w:pgSz w:w="12240" w:h="15840"/>
       <w:pgMar w:top="1440" w:right="1440" w:bottom="1440" w:left="1440" w:header="720" w:footer="720" w:gutter="0"/>
@@ -8831,7 +8817,7 @@
     <w:link w:val="Heading1Char"/>
     <w:uiPriority w:val="9"/>
     <w:qFormat/>
-    <w:rsid w:val="00BC11AB"/>
+    <w:rsid w:val="00A57D68"/>
     <w:pPr>
       <w:keepNext/>
       <w:keepLines/>
@@ -8853,7 +8839,7 @@
     <w:uiPriority w:val="9"/>
     <w:unhideWhenUsed/>
     <w:qFormat/>
-    <w:rsid w:val="00BC11AB"/>
+    <w:rsid w:val="00A57D68"/>
     <w:pPr>
       <w:keepNext/>
       <w:keepLines/>
@@ -8875,7 +8861,7 @@
     <w:uiPriority w:val="9"/>
     <w:unhideWhenUsed/>
     <w:qFormat/>
-    <w:rsid w:val="00BC11AB"/>
+    <w:rsid w:val="00A57D68"/>
     <w:pPr>
       <w:keepNext/>
       <w:keepLines/>
@@ -8898,7 +8884,7 @@
     <w:semiHidden/>
     <w:unhideWhenUsed/>
     <w:qFormat/>
-    <w:rsid w:val="00BC11AB"/>
+    <w:rsid w:val="00A57D68"/>
     <w:pPr>
       <w:keepNext/>
       <w:keepLines/>
@@ -8921,7 +8907,7 @@
     <w:semiHidden/>
     <w:unhideWhenUsed/>
     <w:qFormat/>
-    <w:rsid w:val="00BC11AB"/>
+    <w:rsid w:val="00A57D68"/>
     <w:pPr>
       <w:keepNext/>
       <w:keepLines/>
@@ -8942,7 +8928,7 @@
     <w:semiHidden/>
     <w:unhideWhenUsed/>
     <w:qFormat/>
-    <w:rsid w:val="00BC11AB"/>
+    <w:rsid w:val="00A57D68"/>
     <w:pPr>
       <w:keepNext/>
       <w:keepLines/>
@@ -8965,7 +8951,7 @@
     <w:semiHidden/>
     <w:unhideWhenUsed/>
     <w:qFormat/>
-    <w:rsid w:val="00BC11AB"/>
+    <w:rsid w:val="00A57D68"/>
     <w:pPr>
       <w:keepNext/>
       <w:keepLines/>
@@ -8986,7 +8972,7 @@
     <w:semiHidden/>
     <w:unhideWhenUsed/>
     <w:qFormat/>
-    <w:rsid w:val="00BC11AB"/>
+    <w:rsid w:val="00A57D68"/>
     <w:pPr>
       <w:keepNext/>
       <w:keepLines/>
@@ -9009,7 +8995,7 @@
     <w:semiHidden/>
     <w:unhideWhenUsed/>
     <w:qFormat/>
-    <w:rsid w:val="00BC11AB"/>
+    <w:rsid w:val="00A57D68"/>
     <w:pPr>
       <w:keepNext/>
       <w:keepLines/>
@@ -9053,7 +9039,7 @@
     <w:basedOn w:val="DefaultParagraphFont"/>
     <w:link w:val="Heading1"/>
     <w:uiPriority w:val="9"/>
-    <w:rsid w:val="00BC11AB"/>
+    <w:rsid w:val="00A57D68"/>
     <w:rPr>
       <w:rFonts w:asciiTheme="majorHAnsi" w:eastAsiaTheme="majorEastAsia" w:hAnsiTheme="majorHAnsi" w:cstheme="majorBidi"/>
       <w:color w:val="2F5496" w:themeColor="accent1" w:themeShade="BF"/>
@@ -9066,7 +9052,7 @@
     <w:basedOn w:val="DefaultParagraphFont"/>
     <w:link w:val="Heading2"/>
     <w:uiPriority w:val="9"/>
-    <w:rsid w:val="00BC11AB"/>
+    <w:rsid w:val="00A57D68"/>
     <w:rPr>
       <w:rFonts w:asciiTheme="majorHAnsi" w:eastAsiaTheme="majorEastAsia" w:hAnsiTheme="majorHAnsi" w:cstheme="majorBidi"/>
       <w:color w:val="2F5496" w:themeColor="accent1" w:themeShade="BF"/>
@@ -9079,7 +9065,7 @@
     <w:basedOn w:val="DefaultParagraphFont"/>
     <w:link w:val="Heading3"/>
     <w:uiPriority w:val="9"/>
-    <w:rsid w:val="00BC11AB"/>
+    <w:rsid w:val="00A57D68"/>
     <w:rPr>
       <w:rFonts w:eastAsiaTheme="majorEastAsia" w:cstheme="majorBidi"/>
       <w:color w:val="2F5496" w:themeColor="accent1" w:themeShade="BF"/>
@@ -9093,7 +9079,7 @@
     <w:link w:val="Heading4"/>
     <w:uiPriority w:val="9"/>
     <w:semiHidden/>
-    <w:rsid w:val="00BC11AB"/>
+    <w:rsid w:val="00A57D68"/>
     <w:rPr>
       <w:rFonts w:eastAsiaTheme="majorEastAsia" w:cstheme="majorBidi"/>
       <w:i/>
@@ -9107,7 +9093,7 @@
     <w:link w:val="Heading5"/>
     <w:uiPriority w:val="9"/>
     <w:semiHidden/>
-    <w:rsid w:val="00BC11AB"/>
+    <w:rsid w:val="00A57D68"/>
     <w:rPr>
       <w:rFonts w:eastAsiaTheme="majorEastAsia" w:cstheme="majorBidi"/>
       <w:color w:val="2F5496" w:themeColor="accent1" w:themeShade="BF"/>
@@ -9119,7 +9105,7 @@
     <w:link w:val="Heading6"/>
     <w:uiPriority w:val="9"/>
     <w:semiHidden/>
-    <w:rsid w:val="00BC11AB"/>
+    <w:rsid w:val="00A57D68"/>
     <w:rPr>
       <w:rFonts w:eastAsiaTheme="majorEastAsia" w:cstheme="majorBidi"/>
       <w:i/>
@@ -9133,7 +9119,7 @@
     <w:link w:val="Heading7"/>
     <w:uiPriority w:val="9"/>
     <w:semiHidden/>
-    <w:rsid w:val="00BC11AB"/>
+    <w:rsid w:val="00A57D68"/>
     <w:rPr>
       <w:rFonts w:eastAsiaTheme="majorEastAsia" w:cstheme="majorBidi"/>
       <w:color w:val="595959" w:themeColor="text1" w:themeTint="A6"/>
@@ -9145,7 +9131,7 @@
     <w:link w:val="Heading8"/>
     <w:uiPriority w:val="9"/>
     <w:semiHidden/>
-    <w:rsid w:val="00BC11AB"/>
+    <w:rsid w:val="00A57D68"/>
     <w:rPr>
       <w:rFonts w:eastAsiaTheme="majorEastAsia" w:cstheme="majorBidi"/>
       <w:i/>
@@ -9159,7 +9145,7 @@
     <w:link w:val="Heading9"/>
     <w:uiPriority w:val="9"/>
     <w:semiHidden/>
-    <w:rsid w:val="00BC11AB"/>
+    <w:rsid w:val="00A57D68"/>
     <w:rPr>
       <w:rFonts w:eastAsiaTheme="majorEastAsia" w:cstheme="majorBidi"/>
       <w:color w:val="272727" w:themeColor="text1" w:themeTint="D8"/>
@@ -9172,7 +9158,7 @@
     <w:link w:val="TitleChar"/>
     <w:uiPriority w:val="10"/>
     <w:qFormat/>
-    <w:rsid w:val="00BC11AB"/>
+    <w:rsid w:val="00A57D68"/>
     <w:pPr>
       <w:spacing w:after="80" w:line="240" w:lineRule="auto"/>
       <w:contextualSpacing/>
@@ -9190,7 +9176,7 @@
     <w:basedOn w:val="DefaultParagraphFont"/>
     <w:link w:val="Title"/>
     <w:uiPriority w:val="10"/>
-    <w:rsid w:val="00BC11AB"/>
+    <w:rsid w:val="00A57D68"/>
     <w:rPr>
       <w:rFonts w:asciiTheme="majorHAnsi" w:eastAsiaTheme="majorEastAsia" w:hAnsiTheme="majorHAnsi" w:cstheme="majorBidi"/>
       <w:spacing w:val="-10"/>
@@ -9206,7 +9192,7 @@
     <w:link w:val="SubtitleChar"/>
     <w:uiPriority w:val="11"/>
     <w:qFormat/>
-    <w:rsid w:val="00BC11AB"/>
+    <w:rsid w:val="00A57D68"/>
     <w:pPr>
       <w:numPr>
         <w:ilvl w:val="1"/>
@@ -9225,7 +9211,7 @@
     <w:basedOn w:val="DefaultParagraphFont"/>
     <w:link w:val="Subtitle"/>
     <w:uiPriority w:val="11"/>
-    <w:rsid w:val="00BC11AB"/>
+    <w:rsid w:val="00A57D68"/>
     <w:rPr>
       <w:rFonts w:eastAsiaTheme="majorEastAsia" w:cstheme="majorBidi"/>
       <w:color w:val="595959" w:themeColor="text1" w:themeTint="A6"/>
@@ -9241,7 +9227,7 @@
     <w:link w:val="QuoteChar"/>
     <w:uiPriority w:val="29"/>
     <w:qFormat/>
-    <w:rsid w:val="00BC11AB"/>
+    <w:rsid w:val="00A57D68"/>
     <w:pPr>
       <w:spacing w:before="160"/>
       <w:jc w:val="center"/>
@@ -9257,7 +9243,7 @@
     <w:basedOn w:val="DefaultParagraphFont"/>
     <w:link w:val="Quote"/>
     <w:uiPriority w:val="29"/>
-    <w:rsid w:val="00BC11AB"/>
+    <w:rsid w:val="00A57D68"/>
     <w:rPr>
       <w:i/>
       <w:iCs/>
@@ -9269,7 +9255,7 @@
     <w:basedOn w:val="Normal"/>
     <w:uiPriority w:val="34"/>
     <w:qFormat/>
-    <w:rsid w:val="00BC11AB"/>
+    <w:rsid w:val="00A57D68"/>
     <w:pPr>
       <w:ind w:left="720"/>
       <w:contextualSpacing/>
@@ -9280,7 +9266,7 @@
     <w:basedOn w:val="DefaultParagraphFont"/>
     <w:uiPriority w:val="21"/>
     <w:qFormat/>
-    <w:rsid w:val="00BC11AB"/>
+    <w:rsid w:val="00A57D68"/>
     <w:rPr>
       <w:i/>
       <w:iCs/>
@@ -9294,7 +9280,7 @@
     <w:link w:val="IntenseQuoteChar"/>
     <w:uiPriority w:val="30"/>
     <w:qFormat/>
-    <w:rsid w:val="00BC11AB"/>
+    <w:rsid w:val="00A57D68"/>
     <w:pPr>
       <w:pBdr>
         <w:top w:val="single" w:sz="4" w:space="10" w:color="2F5496" w:themeColor="accent1" w:themeShade="BF"/>
@@ -9315,7 +9301,7 @@
     <w:basedOn w:val="DefaultParagraphFont"/>
     <w:link w:val="IntenseQuote"/>
     <w:uiPriority w:val="30"/>
-    <w:rsid w:val="00BC11AB"/>
+    <w:rsid w:val="00A57D68"/>
     <w:rPr>
       <w:i/>
       <w:iCs/>
@@ -9327,7 +9313,7 @@
     <w:basedOn w:val="DefaultParagraphFont"/>
     <w:uiPriority w:val="32"/>
     <w:qFormat/>
-    <w:rsid w:val="00BC11AB"/>
+    <w:rsid w:val="00A57D68"/>
     <w:rPr>
       <w:b/>
       <w:bCs/>
@@ -9341,22 +9327,10 @@
     <w:basedOn w:val="DefaultParagraphFont"/>
     <w:uiPriority w:val="99"/>
     <w:unhideWhenUsed/>
-    <w:rsid w:val="00BA6EB1"/>
+    <w:rsid w:val="00A57D68"/>
     <w:rPr>
       <w:color w:val="0563C1" w:themeColor="hyperlink"/>
       <w:u w:val="single"/>
-    </w:rPr>
-  </w:style>
-  <w:style w:type="character" w:styleId="UnresolvedMention">
-    <w:name w:val="Unresolved Mention"/>
-    <w:basedOn w:val="DefaultParagraphFont"/>
-    <w:uiPriority w:val="99"/>
-    <w:semiHidden/>
-    <w:unhideWhenUsed/>
-    <w:rsid w:val="00BA6EB1"/>
-    <w:rPr>
-      <w:color w:val="605E5C"/>
-      <w:shd w:val="clear" w:color="auto" w:fill="E1DFDD"/>
     </w:rPr>
   </w:style>
 </w:styles>
